--- a/docs/files/Sanctions_and_Export_Controls_Policy__Policy_2026-04.docx
+++ b/docs/files/Sanctions_and_Export_Controls_Policy__Policy_2026-04.docx
@@ -19,7 +19,7 @@
               <a:graphicData uri="http://schemas.openxmlformats.org/drawingml/2006/picture">
                 <pic:pic>
                   <pic:nvPicPr>
-                    <pic:cNvPr id="0" name="tmp_szxamle.png"/>
+                    <pic:cNvPr id="0" name="tmpqt3zxuax.png"/>
                     <pic:cNvPicPr/>
                   </pic:nvPicPr>
                   <pic:blipFill>

--- a/docs/files/Sanctions_and_Export_Controls_Policy__Policy_2026-04.docx
+++ b/docs/files/Sanctions_and_Export_Controls_Policy__Policy_2026-04.docx
@@ -19,7 +19,7 @@
               <a:graphicData uri="http://schemas.openxmlformats.org/drawingml/2006/picture">
                 <pic:pic>
                   <pic:nvPicPr>
-                    <pic:cNvPr id="0" name="tmpqt3zxuax.png"/>
+                    <pic:cNvPr id="0" name="tmpenkc9nas.png"/>
                     <pic:cNvPicPr/>
                   </pic:nvPicPr>
                   <pic:blipFill>
